--- a/data/outputs/v2/Grade11/Biology/Quizzes/SS2.3_Excretion_in_Plants/Biology_G11_SS2.3_Excretion_in_Plants_L1_AnswerKey.docx
+++ b/data/outputs/v2/Grade11/Biology/Quizzes/SS2.3_Excretion_in_Plants/Biology_G11_SS2.3_Excretion_in_Plants_L1_AnswerKey.docx
@@ -1405,7 +1405,7 @@
         </w:rPr>
         <w:t xml:space="preserve">© 2026 SeaVuria and ARES. Aligned with KICD objectives. Developed by SeaVuria; technical implementation by ARES (with AI assistance from Claude). Licensed under </w:t>
       </w:r>
-      <w:hyperlink w:history="1" r:id="rIdj_njvkbcailn7cjt9sdnr">
+      <w:hyperlink w:history="1" r:id="rId-tnb77nyj5d3xnv2ufqb9">
         <w:r>
           <w:rPr>
             <w:rFonts w:ascii="Arial" w:cs="Arial" w:eastAsia="Arial" w:hAnsi="Arial"/>
@@ -1426,7 +1426,7 @@
         </w:rPr>
         <w:t xml:space="preserve"> (</w:t>
       </w:r>
-      <w:hyperlink w:history="1" r:id="rIdqecnapk_y0wbc55vsbdu2">
+      <w:hyperlink w:history="1" r:id="rId13uc9m1xdehsslur8fnrs">
         <w:r>
           <w:rPr>
             <w:rFonts w:ascii="Arial" w:cs="Arial" w:eastAsia="Arial" w:hAnsi="Arial"/>

--- a/data/outputs/v2/Grade11/Biology/Quizzes/SS2.3_Excretion_in_Plants/Biology_G11_SS2.3_Excretion_in_Plants_L1_AnswerKey.docx
+++ b/data/outputs/v2/Grade11/Biology/Quizzes/SS2.3_Excretion_in_Plants/Biology_G11_SS2.3_Excretion_in_Plants_L1_AnswerKey.docx
@@ -1405,7 +1405,7 @@
         </w:rPr>
         <w:t xml:space="preserve">© 2026 SeaVuria and ARES. Aligned with KICD objectives. Developed by SeaVuria; technical implementation by ARES (with AI assistance from Claude). Licensed under </w:t>
       </w:r>
-      <w:hyperlink w:history="1" r:id="rId-tnb77nyj5d3xnv2ufqb9">
+      <w:hyperlink w:history="1" r:id="rIdbicb6m5sqgub-eihugq4m">
         <w:r>
           <w:rPr>
             <w:rFonts w:ascii="Arial" w:cs="Arial" w:eastAsia="Arial" w:hAnsi="Arial"/>
@@ -1426,7 +1426,7 @@
         </w:rPr>
         <w:t xml:space="preserve"> (</w:t>
       </w:r>
-      <w:hyperlink w:history="1" r:id="rId13uc9m1xdehsslur8fnrs">
+      <w:hyperlink w:history="1" r:id="rIdq-zdf4bfd3rt9qbahxzsl">
         <w:r>
           <w:rPr>
             <w:rFonts w:ascii="Arial" w:cs="Arial" w:eastAsia="Arial" w:hAnsi="Arial"/>
